--- a/informe_PFI.docx
+++ b/informe_PFI.docx
@@ -59,27 +59,7 @@
           <w:sz w:val="22"/>
           <w:szCs w:val="22"/>
         </w:rPr>
-        <w:t xml:space="preserve">Repositorio: </w:t>
-      </w:r>
-      <w:r>
-        <w:rPr>
-          <w:rFonts w:ascii="Arial Narrow" w:cs="Arial Narrow" w:eastAsia="Arial Narrow" w:hAnsi="Arial Narrow"/>
-          <w:i/>
-          <w:iCs/>
-          <w:color w:val="404040"/>
-          <w:sz w:val="22"/>
-          <w:szCs w:val="22"/>
-        </w:rPr>
-        <w:t xml:space="preserve">[enlace de GitHub del equipo]</w:t>
-      </w:r>
-      <w:r>
-        <w:rPr>
-          <w:rFonts w:ascii="Arial Narrow" w:cs="Arial Narrow" w:eastAsia="Arial Narrow" w:hAnsi="Arial Narrow"/>
-          <w:color w:val="404040"/>
-          <w:sz w:val="22"/>
-          <w:szCs w:val="22"/>
-        </w:rPr>
-        <w:t xml:space="preserve"> · Aplicativo local: http://localhost:8501</w:t>
+        <w:t xml:space="preserve">Repositorio: https://github.com/rafafajardo-ux/TRABAJO-FINAL · Aplicativo local: http://localhost:8501 (con contraseña)</w:t>
       </w:r>
     </w:p>
     <w:p>

--- a/informe_PFI.docx
+++ b/informe_PFI.docx
@@ -59,7 +59,22 @@
           <w:sz w:val="22"/>
           <w:szCs w:val="22"/>
         </w:rPr>
-        <w:t xml:space="preserve">Repositorio: https://github.com/rafafajardo-ux/TRABAJO-FINAL · Aplicativo local: http://localhost:8501 (con contraseña)</w:t>
+        <w:t xml:space="preserve">Repositorio: https://github.com/rafafajardo-ux/TRABAJO-FINAL </w:t>
+      </w:r>
+    </w:p>
+    <w:p>
+      <w:pPr>
+        <w:spacing w:after="40" w:line="276"/>
+        <w:jc w:val="left"/>
+      </w:pPr>
+      <w:r>
+        <w:rPr>
+          <w:rFonts w:ascii="Arial Narrow" w:cs="Arial Narrow" w:eastAsia="Arial Narrow" w:hAnsi="Arial Narrow"/>
+          <w:color w:val="404040"/>
+          <w:sz w:val="22"/>
+          <w:szCs w:val="22"/>
+        </w:rPr>
+        <w:t xml:space="preserve">Aplicativo en línea: https://rafafajardo-ux.github.io/TRABAJO-FINAL/ (con contraseña) · también local en http://localhost:8501</w:t>
       </w:r>
     </w:p>
     <w:p>
